--- a/release-assets/Student_Case_Strategic_Analysis_Guide_and_template_v3.docx
+++ b/release-assets/Student_Case_Strategic_Analysis_Guide_and_template_v3.docx
@@ -51,7 +51,7 @@
           <w:sz w:val="22"/>
           <w:szCs w:val="22"/>
         </w:rPr>
-        <w:t xml:space="preserve">What's new in this version (aligned with StratOS v3)</w:t>
+        <w:t xml:space="preserve">What's new in this version (aligned with Strat-IQ v3)</w:t>
       </w:r>
     </w:p>
     <w:p>
@@ -71,7 +71,7 @@
           <w:sz w:val="22"/>
           <w:szCs w:val="22"/>
         </w:rPr>
-        <w:t xml:space="preserve">A menu of optional exhibits (J-1, K-1, K-2, P to U) that StratOS v3 builds, with when to use each.</w:t>
+        <w:t xml:space="preserve">A menu of optional exhibits (J-1, K-1, K-2, P to U) that Strat-IQ v3 builds, with when to use each.</w:t>
       </w:r>
     </w:p>
     <w:p>
@@ -111,7 +111,7 @@
           <w:sz w:val="22"/>
           <w:szCs w:val="22"/>
         </w:rPr>
-        <w:t xml:space="preserve">The Decision Matrix (M) now rates alternatives on the same 1-5 scale as the criteria weights (L) and the StratOS tools.</w:t>
+        <w:t xml:space="preserve">The Decision Matrix (M) now rates alternatives on the same 1-5 scale as the criteria weights (L) and the Strat-IQ tools.</w:t>
       </w:r>
     </w:p>
     <w:p>
@@ -1436,7 +1436,7 @@
           <w:szCs w:val="22"/>
         </w:rPr>
         <w:lastRenderedPageBreak/>
-        <w:t xml:space="preserve">My goal in these remaining sections is to give you exposure to the analytical tools that follow. However, I don’t expect you to spend much time creating these exhibits, as the StratOS Toolkit I developed for you will quickly fill out the sections and give you a strong, fact-based approach to determining your recommendations. I’ll leave it to you to use the tools to populate the exhibits. Remember – AI is the future!</w:t>
+        <w:t xml:space="preserve">My goal in these remaining sections is to give you exposure to the analytical tools that follow. However, I don’t expect you to spend much time creating these exhibits, as the Strat-IQ Toolkit I developed for you will quickly fill out the sections and give you a strong, fact-based approach to determining your recommendations. I’ll leave it to you to use the tools to populate the exhibits. Remember – AI is the future!</w:t>
       </w:r>
     </w:p>
     <w:p>
@@ -8577,7 +8577,7 @@
         <w:pStyle w:val="IntenseQuote"/>
       </w:pPr>
       <w:r>
-        <w:t xml:space="preserve">Optional Exhibits (StratOS Parts 2 and 3)</w:t>
+        <w:t xml:space="preserve">Optional Exhibits (Strat-IQ Parts 2 and 3)</w:t>
       </w:r>
     </w:p>
     <w:p>
@@ -8593,7 +8593,7 @@
           <w:sz w:val="22"/>
           <w:szCs w:val="22"/>
         </w:rPr>
-        <w:t xml:space="preserve">These exhibits are not required. Use one only when it strengthens your argument; do not add them to pad the memo. StratOS builds them from the inputs you confirm. Every one needs your own Impact Summary, and none of them states the recommendation: that is your job in the memo.</w:t>
+        <w:t xml:space="preserve">These exhibits are not required. Use one only when it strengthens your argument; do not add them to pad the memo. Strat-IQ builds them from the inputs you confirm. Every one needs your own Impact Summary, and none of them states the recommendation: that is your job in the memo.</w:t>
       </w:r>
     </w:p>
     <w:tbl>
@@ -8679,7 +8679,7 @@
                 <w:sz w:val="22"/>
                 <w:szCs w:val="22"/>
               </w:rPr>
-              <w:t xml:space="preserve">StratOS tool</w:t>
+              <w:t xml:space="preserve">Strat-IQ tool</w:t>
             </w:r>
           </w:p>
         </w:tc>
@@ -10135,7 +10135,7 @@
           <w:sz w:val="22"/>
           <w:szCs w:val="22"/>
         </w:rPr>
-        <w:t xml:space="preserve">Three tools, used as the decision requires. StratOS calculates them from the business case inputs and ranges you confirm.</w:t>
+        <w:t xml:space="preserve">Three tools, used as the decision requires. Strat-IQ calculates them from the business case inputs and ranges you confirm.</w:t>
       </w:r>
     </w:p>
     <w:p>
